--- a/rapports/2026-06-06/EQ10/EQ10_sup_v2/DR_081203020002/72-04-17-04.docx
+++ b/rapports/2026-06-06/EQ10/EQ10_sup_v2/DR_081203020002/72-04-17-04.docx
@@ -297,7 +297,7 @@
           <w:color w:val="1F6FEB"/>
           <w:sz w:val="22"/>
         </w:rPr>
-        <w:t>⚠ INCOHÉRENCES À CORRIGER (55)</w:t>
+        <w:t>⚠ INCOHÉRENCES À CORRIGER (39)</w:t>
       </w:r>
     </w:p>
     <w:tbl>
@@ -576,96 +576,6 @@
                 <w:sz w:val="17"/>
               </w:rPr>
               <w:t>Avertissement!! L'âge (2) ans du premier mariage de ARAME Diao semble incoherent.</w:t>
-            </w:r>
-          </w:p>
-        </w:tc>
-      </w:tr>
-      <w:tr>
-        <w:tc>
-          <w:tcPr>
-            <w:tcW w:type="dxa" w:w="964"/>
-          </w:tcPr>
-          <w:p>
-            <w:r>
-              <w:rPr>
-                <w:b/>
-                <w:i w:val="0"/>
-                <w:color w:val="DC2626"/>
-                <w:sz w:val="16"/>
-              </w:rPr>
-              <w:t>Haute</w:t>
-            </w:r>
-          </w:p>
-        </w:tc>
-        <w:tc>
-          <w:tcPr>
-            <w:tcW w:type="dxa" w:w="1247"/>
-          </w:tcPr>
-          <w:p>
-            <w:r>
-              <w:rPr>
-                <w:b/>
-                <w:i w:val="0"/>
-                <w:sz w:val="16"/>
-              </w:rPr>
-              <w:t>S02</w:t>
-              <w:br/>
-            </w:r>
-            <w:r>
-              <w:rPr>
-                <w:b w:val="0"/>
-                <w:i w:val="0"/>
-                <w:color w:val="64748B"/>
-                <w:sz w:val="14"/>
-              </w:rPr>
-              <w:t>Éducation</w:t>
-            </w:r>
-          </w:p>
-        </w:tc>
-        <w:tc>
-          <w:tcPr>
-            <w:tcW w:type="dxa" w:w="1531"/>
-          </w:tcPr>
-          <w:p>
-            <w:r>
-              <w:rPr>
-                <w:b/>
-                <w:i w:val="0"/>
-                <w:color w:val="16A34A"/>
-                <w:sz w:val="16"/>
-              </w:rPr>
-              <w:t>—</w:t>
-            </w:r>
-          </w:p>
-        </w:tc>
-        <w:tc>
-          <w:tcPr>
-            <w:tcW w:type="dxa" w:w="1191"/>
-          </w:tcPr>
-          <w:p>
-            <w:r>
-              <w:rPr>
-                <w:b w:val="0"/>
-                <w:i w:val="0"/>
-                <w:color w:val="64748B"/>
-                <w:sz w:val="16"/>
-              </w:rPr>
-              <w:t>GT-CQ</w:t>
-            </w:r>
-          </w:p>
-        </w:tc>
-        <w:tc>
-          <w:tcPr>
-            <w:tcW w:type="dxa" w:w="4706"/>
-          </w:tcPr>
-          <w:p>
-            <w:r>
-              <w:rPr>
-                <w:b w:val="0"/>
-                <w:i w:val="0"/>
-                <w:sz w:val="17"/>
-              </w:rPr>
-              <w:t>Incohérence!!! seulement les écoles privées paient les frais de scolarité (y compris les frais d'inscription).</w:t>
             </w:r>
           </w:p>
         </w:tc>
@@ -1444,276 +1354,6 @@
                 <w:color w:val="16A34A"/>
                 <w:sz w:val="16"/>
               </w:rPr>
-              <w:t>s00q27, s01q03a, s01q03b, s01q03c, s01q00b</w:t>
-            </w:r>
-          </w:p>
-        </w:tc>
-        <w:tc>
-          <w:tcPr>
-            <w:tcW w:type="dxa" w:w="1191"/>
-          </w:tcPr>
-          <w:p>
-            <w:r>
-              <w:rPr>
-                <w:b w:val="0"/>
-                <w:i w:val="0"/>
-                <w:color w:val="64748B"/>
-                <w:sz w:val="16"/>
-              </w:rPr>
-              <w:t>GT-CQ</w:t>
-            </w:r>
-          </w:p>
-        </w:tc>
-        <w:tc>
-          <w:tcPr>
-            <w:tcW w:type="dxa" w:w="4706"/>
-          </w:tcPr>
-          <w:p>
-            <w:r>
-              <w:rPr>
-                <w:b w:val="0"/>
-                <w:i w:val="0"/>
-                <w:sz w:val="17"/>
-              </w:rPr>
-              <w:t>Les informations sur l'acte de naissance (ni Jours, ni mois et ni années) de  AMY SECK  manquent, s'il vous plait pouvez-vous fournir d'effort pour avoir ces informations.</w:t>
-            </w:r>
-          </w:p>
-        </w:tc>
-      </w:tr>
-      <w:tr>
-        <w:tc>
-          <w:tcPr>
-            <w:tcW w:type="dxa" w:w="964"/>
-          </w:tcPr>
-          <w:p>
-            <w:r>
-              <w:rPr>
-                <w:b/>
-                <w:i w:val="0"/>
-                <w:color w:val="EA580C"/>
-                <w:sz w:val="16"/>
-              </w:rPr>
-              <w:t>Moyenne</w:t>
-            </w:r>
-          </w:p>
-        </w:tc>
-        <w:tc>
-          <w:tcPr>
-            <w:tcW w:type="dxa" w:w="1247"/>
-          </w:tcPr>
-          <w:p>
-            <w:r>
-              <w:rPr>
-                <w:b/>
-                <w:i w:val="0"/>
-                <w:sz w:val="16"/>
-              </w:rPr>
-              <w:t>S01</w:t>
-              <w:br/>
-            </w:r>
-            <w:r>
-              <w:rPr>
-                <w:b w:val="0"/>
-                <w:i w:val="0"/>
-                <w:color w:val="64748B"/>
-                <w:sz w:val="14"/>
-              </w:rPr>
-              <w:t>Démographie</w:t>
-            </w:r>
-          </w:p>
-        </w:tc>
-        <w:tc>
-          <w:tcPr>
-            <w:tcW w:type="dxa" w:w="1531"/>
-          </w:tcPr>
-          <w:p>
-            <w:r>
-              <w:rPr>
-                <w:b/>
-                <w:i w:val="0"/>
-                <w:color w:val="16A34A"/>
-                <w:sz w:val="16"/>
-              </w:rPr>
-              <w:t>s01q04a, s01q03b</w:t>
-            </w:r>
-          </w:p>
-        </w:tc>
-        <w:tc>
-          <w:tcPr>
-            <w:tcW w:type="dxa" w:w="1191"/>
-          </w:tcPr>
-          <w:p>
-            <w:r>
-              <w:rPr>
-                <w:b w:val="0"/>
-                <w:i w:val="0"/>
-                <w:color w:val="64748B"/>
-                <w:sz w:val="16"/>
-              </w:rPr>
-              <w:t>GT-CQ</w:t>
-            </w:r>
-          </w:p>
-        </w:tc>
-        <w:tc>
-          <w:tcPr>
-            <w:tcW w:type="dxa" w:w="4706"/>
-          </w:tcPr>
-          <w:p>
-            <w:r>
-              <w:rPr>
-                <w:b w:val="0"/>
-                <w:i w:val="0"/>
-                <w:sz w:val="17"/>
-              </w:rPr>
-              <w:t>Le mois de l'enfant ( AMY SECK ) n'est pas connu mais vous avez declaré en s01q04a le nombre de mois, prière de changer NSP au niveau de s01q03b.</w:t>
-            </w:r>
-          </w:p>
-        </w:tc>
-      </w:tr>
-      <w:tr>
-        <w:tc>
-          <w:tcPr>
-            <w:tcW w:type="dxa" w:w="964"/>
-          </w:tcPr>
-          <w:p>
-            <w:r>
-              <w:rPr>
-                <w:b/>
-                <w:i w:val="0"/>
-                <w:color w:val="EA580C"/>
-                <w:sz w:val="16"/>
-              </w:rPr>
-              <w:t>Moyenne</w:t>
-            </w:r>
-          </w:p>
-        </w:tc>
-        <w:tc>
-          <w:tcPr>
-            <w:tcW w:type="dxa" w:w="1247"/>
-          </w:tcPr>
-          <w:p>
-            <w:r>
-              <w:rPr>
-                <w:b/>
-                <w:i w:val="0"/>
-                <w:sz w:val="16"/>
-              </w:rPr>
-              <w:t>S01</w:t>
-              <w:br/>
-            </w:r>
-            <w:r>
-              <w:rPr>
-                <w:b w:val="0"/>
-                <w:i w:val="0"/>
-                <w:color w:val="64748B"/>
-                <w:sz w:val="14"/>
-              </w:rPr>
-              <w:t>Démographie</w:t>
-            </w:r>
-          </w:p>
-        </w:tc>
-        <w:tc>
-          <w:tcPr>
-            <w:tcW w:type="dxa" w:w="1531"/>
-          </w:tcPr>
-          <w:p>
-            <w:r>
-              <w:rPr>
-                <w:b/>
-                <w:i w:val="0"/>
-                <w:color w:val="16A34A"/>
-                <w:sz w:val="16"/>
-              </w:rPr>
-              <w:t>s00q27, s01q03a, s01q03b, s01q03c, s01q00b</w:t>
-            </w:r>
-          </w:p>
-        </w:tc>
-        <w:tc>
-          <w:tcPr>
-            <w:tcW w:type="dxa" w:w="1191"/>
-          </w:tcPr>
-          <w:p>
-            <w:r>
-              <w:rPr>
-                <w:b w:val="0"/>
-                <w:i w:val="0"/>
-                <w:color w:val="64748B"/>
-                <w:sz w:val="16"/>
-              </w:rPr>
-              <w:t>GT-CQ</w:t>
-            </w:r>
-          </w:p>
-        </w:tc>
-        <w:tc>
-          <w:tcPr>
-            <w:tcW w:type="dxa" w:w="4706"/>
-          </w:tcPr>
-          <w:p>
-            <w:r>
-              <w:rPr>
-                <w:b w:val="0"/>
-                <w:i w:val="0"/>
-                <w:sz w:val="17"/>
-              </w:rPr>
-              <w:t>Les informations sur l'acte de naissance (ni Jours, ni mois et ni années) de  ANTA GUEYE  manquent, s'il vous plait pouvez-vous fournir d'effort pour avoir ces informations.</w:t>
-            </w:r>
-          </w:p>
-        </w:tc>
-      </w:tr>
-      <w:tr>
-        <w:tc>
-          <w:tcPr>
-            <w:tcW w:type="dxa" w:w="964"/>
-          </w:tcPr>
-          <w:p>
-            <w:r>
-              <w:rPr>
-                <w:b/>
-                <w:i w:val="0"/>
-                <w:color w:val="EA580C"/>
-                <w:sz w:val="16"/>
-              </w:rPr>
-              <w:t>Moyenne</w:t>
-            </w:r>
-          </w:p>
-        </w:tc>
-        <w:tc>
-          <w:tcPr>
-            <w:tcW w:type="dxa" w:w="1247"/>
-          </w:tcPr>
-          <w:p>
-            <w:r>
-              <w:rPr>
-                <w:b/>
-                <w:i w:val="0"/>
-                <w:sz w:val="16"/>
-              </w:rPr>
-              <w:t>S01</w:t>
-              <w:br/>
-            </w:r>
-            <w:r>
-              <w:rPr>
-                <w:b w:val="0"/>
-                <w:i w:val="0"/>
-                <w:color w:val="64748B"/>
-                <w:sz w:val="14"/>
-              </w:rPr>
-              <w:t>Démographie</w:t>
-            </w:r>
-          </w:p>
-        </w:tc>
-        <w:tc>
-          <w:tcPr>
-            <w:tcW w:type="dxa" w:w="1531"/>
-          </w:tcPr>
-          <w:p>
-            <w:r>
-              <w:rPr>
-                <w:b/>
-                <w:i w:val="0"/>
-                <w:color w:val="16A34A"/>
-                <w:sz w:val="16"/>
-              </w:rPr>
               <w:t>s1q05</w:t>
             </w:r>
           </w:p>
@@ -1894,96 +1534,6 @@
                 <w:color w:val="16A34A"/>
                 <w:sz w:val="16"/>
               </w:rPr>
-              <w:t>s00q27, s01q03a, s01q03b, s01q03c, s01q00b</w:t>
-            </w:r>
-          </w:p>
-        </w:tc>
-        <w:tc>
-          <w:tcPr>
-            <w:tcW w:type="dxa" w:w="1191"/>
-          </w:tcPr>
-          <w:p>
-            <w:r>
-              <w:rPr>
-                <w:b w:val="0"/>
-                <w:i w:val="0"/>
-                <w:color w:val="64748B"/>
-                <w:sz w:val="16"/>
-              </w:rPr>
-              <w:t>GT-CQ</w:t>
-            </w:r>
-          </w:p>
-        </w:tc>
-        <w:tc>
-          <w:tcPr>
-            <w:tcW w:type="dxa" w:w="4706"/>
-          </w:tcPr>
-          <w:p>
-            <w:r>
-              <w:rPr>
-                <w:b w:val="0"/>
-                <w:i w:val="0"/>
-                <w:sz w:val="17"/>
-              </w:rPr>
-              <w:t>Les informations sur l'acte de naissance (ni Jours, ni mois et ni années) de  ARAME Diao  manquent, s'il vous plait pouvez-vous fournir d'effort pour avoir ces informations.</w:t>
-            </w:r>
-          </w:p>
-        </w:tc>
-      </w:tr>
-      <w:tr>
-        <w:tc>
-          <w:tcPr>
-            <w:tcW w:type="dxa" w:w="964"/>
-          </w:tcPr>
-          <w:p>
-            <w:r>
-              <w:rPr>
-                <w:b/>
-                <w:i w:val="0"/>
-                <w:color w:val="EA580C"/>
-                <w:sz w:val="16"/>
-              </w:rPr>
-              <w:t>Moyenne</w:t>
-            </w:r>
-          </w:p>
-        </w:tc>
-        <w:tc>
-          <w:tcPr>
-            <w:tcW w:type="dxa" w:w="1247"/>
-          </w:tcPr>
-          <w:p>
-            <w:r>
-              <w:rPr>
-                <w:b/>
-                <w:i w:val="0"/>
-                <w:sz w:val="16"/>
-              </w:rPr>
-              <w:t>S01</w:t>
-              <w:br/>
-            </w:r>
-            <w:r>
-              <w:rPr>
-                <w:b w:val="0"/>
-                <w:i w:val="0"/>
-                <w:color w:val="64748B"/>
-                <w:sz w:val="14"/>
-              </w:rPr>
-              <w:t>Démographie</w:t>
-            </w:r>
-          </w:p>
-        </w:tc>
-        <w:tc>
-          <w:tcPr>
-            <w:tcW w:type="dxa" w:w="1531"/>
-          </w:tcPr>
-          <w:p>
-            <w:r>
-              <w:rPr>
-                <w:b/>
-                <w:i w:val="0"/>
-                <w:color w:val="16A34A"/>
-                <w:sz w:val="16"/>
-              </w:rPr>
               <w:t>s01q23, s01q00b, s01q23_autre</w:t>
             </w:r>
           </w:p>
@@ -2106,906 +1656,6 @@
                 <w:sz w:val="17"/>
               </w:rPr>
               <w:t>Prière de vérifier cette information auprès de l'enquêté et de corriger si nécessaire.</w:t>
-            </w:r>
-          </w:p>
-        </w:tc>
-      </w:tr>
-      <w:tr>
-        <w:tc>
-          <w:tcPr>
-            <w:tcW w:type="dxa" w:w="964"/>
-          </w:tcPr>
-          <w:p>
-            <w:r>
-              <w:rPr>
-                <w:b/>
-                <w:i w:val="0"/>
-                <w:color w:val="EA580C"/>
-                <w:sz w:val="16"/>
-              </w:rPr>
-              <w:t>Moyenne</w:t>
-            </w:r>
-          </w:p>
-        </w:tc>
-        <w:tc>
-          <w:tcPr>
-            <w:tcW w:type="dxa" w:w="1247"/>
-          </w:tcPr>
-          <w:p>
-            <w:r>
-              <w:rPr>
-                <w:b/>
-                <w:i w:val="0"/>
-                <w:sz w:val="16"/>
-              </w:rPr>
-              <w:t>S01</w:t>
-              <w:br/>
-            </w:r>
-            <w:r>
-              <w:rPr>
-                <w:b w:val="0"/>
-                <w:i w:val="0"/>
-                <w:color w:val="64748B"/>
-                <w:sz w:val="14"/>
-              </w:rPr>
-              <w:t>Démographie</w:t>
-            </w:r>
-          </w:p>
-        </w:tc>
-        <w:tc>
-          <w:tcPr>
-            <w:tcW w:type="dxa" w:w="1531"/>
-          </w:tcPr>
-          <w:p>
-            <w:r>
-              <w:rPr>
-                <w:b/>
-                <w:i w:val="0"/>
-                <w:color w:val="16A34A"/>
-                <w:sz w:val="16"/>
-              </w:rPr>
-              <w:t>s00q27, s01q03a, s01q03b, s01q03c, s01q00b</w:t>
-            </w:r>
-          </w:p>
-        </w:tc>
-        <w:tc>
-          <w:tcPr>
-            <w:tcW w:type="dxa" w:w="1191"/>
-          </w:tcPr>
-          <w:p>
-            <w:r>
-              <w:rPr>
-                <w:b w:val="0"/>
-                <w:i w:val="0"/>
-                <w:color w:val="64748B"/>
-                <w:sz w:val="16"/>
-              </w:rPr>
-              <w:t>GT-CQ</w:t>
-            </w:r>
-          </w:p>
-        </w:tc>
-        <w:tc>
-          <w:tcPr>
-            <w:tcW w:type="dxa" w:w="4706"/>
-          </w:tcPr>
-          <w:p>
-            <w:r>
-              <w:rPr>
-                <w:b w:val="0"/>
-                <w:i w:val="0"/>
-                <w:sz w:val="17"/>
-              </w:rPr>
-              <w:t>Les informations sur l'acte de naissance (ni Jours, ni mois et ni années) de  MAGUETTE sall  manquent, s'il vous plait pouvez-vous fournir d'effort pour avoir ces informations.</w:t>
-            </w:r>
-          </w:p>
-        </w:tc>
-      </w:tr>
-      <w:tr>
-        <w:tc>
-          <w:tcPr>
-            <w:tcW w:type="dxa" w:w="964"/>
-          </w:tcPr>
-          <w:p>
-            <w:r>
-              <w:rPr>
-                <w:b/>
-                <w:i w:val="0"/>
-                <w:color w:val="EA580C"/>
-                <w:sz w:val="16"/>
-              </w:rPr>
-              <w:t>Moyenne</w:t>
-            </w:r>
-          </w:p>
-        </w:tc>
-        <w:tc>
-          <w:tcPr>
-            <w:tcW w:type="dxa" w:w="1247"/>
-          </w:tcPr>
-          <w:p>
-            <w:r>
-              <w:rPr>
-                <w:b/>
-                <w:i w:val="0"/>
-                <w:sz w:val="16"/>
-              </w:rPr>
-              <w:t>S01</w:t>
-              <w:br/>
-            </w:r>
-            <w:r>
-              <w:rPr>
-                <w:b w:val="0"/>
-                <w:i w:val="0"/>
-                <w:color w:val="64748B"/>
-                <w:sz w:val="14"/>
-              </w:rPr>
-              <w:t>Démographie</w:t>
-            </w:r>
-          </w:p>
-        </w:tc>
-        <w:tc>
-          <w:tcPr>
-            <w:tcW w:type="dxa" w:w="1531"/>
-          </w:tcPr>
-          <w:p>
-            <w:r>
-              <w:rPr>
-                <w:b/>
-                <w:i w:val="0"/>
-                <w:color w:val="16A34A"/>
-                <w:sz w:val="16"/>
-              </w:rPr>
-              <w:t>s00q27, s01q03a, s01q03b, s01q03c, s01q00b</w:t>
-            </w:r>
-          </w:p>
-        </w:tc>
-        <w:tc>
-          <w:tcPr>
-            <w:tcW w:type="dxa" w:w="1191"/>
-          </w:tcPr>
-          <w:p>
-            <w:r>
-              <w:rPr>
-                <w:b w:val="0"/>
-                <w:i w:val="0"/>
-                <w:color w:val="64748B"/>
-                <w:sz w:val="16"/>
-              </w:rPr>
-              <w:t>GT-CQ</w:t>
-            </w:r>
-          </w:p>
-        </w:tc>
-        <w:tc>
-          <w:tcPr>
-            <w:tcW w:type="dxa" w:w="4706"/>
-          </w:tcPr>
-          <w:p>
-            <w:r>
-              <w:rPr>
-                <w:b w:val="0"/>
-                <w:i w:val="0"/>
-                <w:sz w:val="17"/>
-              </w:rPr>
-              <w:t>Les informations sur l'acte de naissance (ni Jours, ni mois et ni années) de  MOUHAMED seck  manquent, s'il vous plait pouvez-vous fournir d'effort pour avoir ces informations.</w:t>
-            </w:r>
-          </w:p>
-        </w:tc>
-      </w:tr>
-      <w:tr>
-        <w:tc>
-          <w:tcPr>
-            <w:tcW w:type="dxa" w:w="964"/>
-          </w:tcPr>
-          <w:p>
-            <w:r>
-              <w:rPr>
-                <w:b/>
-                <w:i w:val="0"/>
-                <w:color w:val="EA580C"/>
-                <w:sz w:val="16"/>
-              </w:rPr>
-              <w:t>Moyenne</w:t>
-            </w:r>
-          </w:p>
-        </w:tc>
-        <w:tc>
-          <w:tcPr>
-            <w:tcW w:type="dxa" w:w="1247"/>
-          </w:tcPr>
-          <w:p>
-            <w:r>
-              <w:rPr>
-                <w:b/>
-                <w:i w:val="0"/>
-                <w:sz w:val="16"/>
-              </w:rPr>
-              <w:t>S01</w:t>
-              <w:br/>
-            </w:r>
-            <w:r>
-              <w:rPr>
-                <w:b w:val="0"/>
-                <w:i w:val="0"/>
-                <w:color w:val="64748B"/>
-                <w:sz w:val="14"/>
-              </w:rPr>
-              <w:t>Démographie</w:t>
-            </w:r>
-          </w:p>
-        </w:tc>
-        <w:tc>
-          <w:tcPr>
-            <w:tcW w:type="dxa" w:w="1531"/>
-          </w:tcPr>
-          <w:p>
-            <w:r>
-              <w:rPr>
-                <w:b/>
-                <w:i w:val="0"/>
-                <w:color w:val="16A34A"/>
-                <w:sz w:val="16"/>
-              </w:rPr>
-              <w:t>s01q04a, s01q03b</w:t>
-            </w:r>
-          </w:p>
-        </w:tc>
-        <w:tc>
-          <w:tcPr>
-            <w:tcW w:type="dxa" w:w="1191"/>
-          </w:tcPr>
-          <w:p>
-            <w:r>
-              <w:rPr>
-                <w:b w:val="0"/>
-                <w:i w:val="0"/>
-                <w:color w:val="64748B"/>
-                <w:sz w:val="16"/>
-              </w:rPr>
-              <w:t>GT-CQ</w:t>
-            </w:r>
-          </w:p>
-        </w:tc>
-        <w:tc>
-          <w:tcPr>
-            <w:tcW w:type="dxa" w:w="4706"/>
-          </w:tcPr>
-          <w:p>
-            <w:r>
-              <w:rPr>
-                <w:b w:val="0"/>
-                <w:i w:val="0"/>
-                <w:sz w:val="17"/>
-              </w:rPr>
-              <w:t>Le mois de l'enfant ( MOUHAMED seck ) n'est pas connu mais vous avez declaré en s01q04a le nombre de mois, prière de changer NSP au niveau de s01q03b.</w:t>
-            </w:r>
-          </w:p>
-        </w:tc>
-      </w:tr>
-      <w:tr>
-        <w:tc>
-          <w:tcPr>
-            <w:tcW w:type="dxa" w:w="964"/>
-          </w:tcPr>
-          <w:p>
-            <w:r>
-              <w:rPr>
-                <w:b/>
-                <w:i w:val="0"/>
-                <w:color w:val="EA580C"/>
-                <w:sz w:val="16"/>
-              </w:rPr>
-              <w:t>Moyenne</w:t>
-            </w:r>
-          </w:p>
-        </w:tc>
-        <w:tc>
-          <w:tcPr>
-            <w:tcW w:type="dxa" w:w="1247"/>
-          </w:tcPr>
-          <w:p>
-            <w:r>
-              <w:rPr>
-                <w:b/>
-                <w:i w:val="0"/>
-                <w:sz w:val="16"/>
-              </w:rPr>
-              <w:t>S01</w:t>
-              <w:br/>
-            </w:r>
-            <w:r>
-              <w:rPr>
-                <w:b w:val="0"/>
-                <w:i w:val="0"/>
-                <w:color w:val="64748B"/>
-                <w:sz w:val="14"/>
-              </w:rPr>
-              <w:t>Démographie</w:t>
-            </w:r>
-          </w:p>
-        </w:tc>
-        <w:tc>
-          <w:tcPr>
-            <w:tcW w:type="dxa" w:w="1531"/>
-          </w:tcPr>
-          <w:p>
-            <w:r>
-              <w:rPr>
-                <w:b/>
-                <w:i w:val="0"/>
-                <w:color w:val="16A34A"/>
-                <w:sz w:val="16"/>
-              </w:rPr>
-              <w:t>s00q27, s01q03a, s01q03b, s01q03c, s01q00b</w:t>
-            </w:r>
-          </w:p>
-        </w:tc>
-        <w:tc>
-          <w:tcPr>
-            <w:tcW w:type="dxa" w:w="1191"/>
-          </w:tcPr>
-          <w:p>
-            <w:r>
-              <w:rPr>
-                <w:b w:val="0"/>
-                <w:i w:val="0"/>
-                <w:color w:val="64748B"/>
-                <w:sz w:val="16"/>
-              </w:rPr>
-              <w:t>GT-CQ</w:t>
-            </w:r>
-          </w:p>
-        </w:tc>
-        <w:tc>
-          <w:tcPr>
-            <w:tcW w:type="dxa" w:w="4706"/>
-          </w:tcPr>
-          <w:p>
-            <w:r>
-              <w:rPr>
-                <w:b w:val="0"/>
-                <w:i w:val="0"/>
-                <w:sz w:val="17"/>
-              </w:rPr>
-              <w:t>Les informations sur l'acte de naissance (ni Jours, ni mois et ni années) de  NDEYE sogue  manquent, s'il vous plait pouvez-vous fournir d'effort pour avoir ces informations.</w:t>
-            </w:r>
-          </w:p>
-        </w:tc>
-      </w:tr>
-      <w:tr>
-        <w:tc>
-          <w:tcPr>
-            <w:tcW w:type="dxa" w:w="964"/>
-          </w:tcPr>
-          <w:p>
-            <w:r>
-              <w:rPr>
-                <w:b/>
-                <w:i w:val="0"/>
-                <w:color w:val="EA580C"/>
-                <w:sz w:val="16"/>
-              </w:rPr>
-              <w:t>Moyenne</w:t>
-            </w:r>
-          </w:p>
-        </w:tc>
-        <w:tc>
-          <w:tcPr>
-            <w:tcW w:type="dxa" w:w="1247"/>
-          </w:tcPr>
-          <w:p>
-            <w:r>
-              <w:rPr>
-                <w:b/>
-                <w:i w:val="0"/>
-                <w:sz w:val="16"/>
-              </w:rPr>
-              <w:t>S01</w:t>
-              <w:br/>
-            </w:r>
-            <w:r>
-              <w:rPr>
-                <w:b w:val="0"/>
-                <w:i w:val="0"/>
-                <w:color w:val="64748B"/>
-                <w:sz w:val="14"/>
-              </w:rPr>
-              <w:t>Démographie</w:t>
-            </w:r>
-          </w:p>
-        </w:tc>
-        <w:tc>
-          <w:tcPr>
-            <w:tcW w:type="dxa" w:w="1531"/>
-          </w:tcPr>
-          <w:p>
-            <w:r>
-              <w:rPr>
-                <w:b/>
-                <w:i w:val="0"/>
-                <w:color w:val="16A34A"/>
-                <w:sz w:val="16"/>
-              </w:rPr>
-              <w:t>s00q27, s01q03a, s01q03b, s01q03c, s01q00b</w:t>
-            </w:r>
-          </w:p>
-        </w:tc>
-        <w:tc>
-          <w:tcPr>
-            <w:tcW w:type="dxa" w:w="1191"/>
-          </w:tcPr>
-          <w:p>
-            <w:r>
-              <w:rPr>
-                <w:b w:val="0"/>
-                <w:i w:val="0"/>
-                <w:color w:val="64748B"/>
-                <w:sz w:val="16"/>
-              </w:rPr>
-              <w:t>GT-CQ</w:t>
-            </w:r>
-          </w:p>
-        </w:tc>
-        <w:tc>
-          <w:tcPr>
-            <w:tcW w:type="dxa" w:w="4706"/>
-          </w:tcPr>
-          <w:p>
-            <w:r>
-              <w:rPr>
-                <w:b w:val="0"/>
-                <w:i w:val="0"/>
-                <w:sz w:val="17"/>
-              </w:rPr>
-              <w:t>Les informations sur l'acte de naissance (ni Jours, ni mois et ni années) de  TALLA seck  manquent, s'il vous plait pouvez-vous fournir d'effort pour avoir ces informations.</w:t>
-            </w:r>
-          </w:p>
-        </w:tc>
-      </w:tr>
-      <w:tr>
-        <w:tc>
-          <w:tcPr>
-            <w:tcW w:type="dxa" w:w="964"/>
-          </w:tcPr>
-          <w:p>
-            <w:r>
-              <w:rPr>
-                <w:b/>
-                <w:i w:val="0"/>
-                <w:color w:val="EA580C"/>
-                <w:sz w:val="16"/>
-              </w:rPr>
-              <w:t>Moyenne</w:t>
-            </w:r>
-          </w:p>
-        </w:tc>
-        <w:tc>
-          <w:tcPr>
-            <w:tcW w:type="dxa" w:w="1247"/>
-          </w:tcPr>
-          <w:p>
-            <w:r>
-              <w:rPr>
-                <w:b/>
-                <w:i w:val="0"/>
-                <w:sz w:val="16"/>
-              </w:rPr>
-              <w:t>S01</w:t>
-              <w:br/>
-            </w:r>
-            <w:r>
-              <w:rPr>
-                <w:b w:val="0"/>
-                <w:i w:val="0"/>
-                <w:color w:val="64748B"/>
-                <w:sz w:val="14"/>
-              </w:rPr>
-              <w:t>Démographie</w:t>
-            </w:r>
-          </w:p>
-        </w:tc>
-        <w:tc>
-          <w:tcPr>
-            <w:tcW w:type="dxa" w:w="1531"/>
-          </w:tcPr>
-          <w:p>
-            <w:r>
-              <w:rPr>
-                <w:b/>
-                <w:i w:val="0"/>
-                <w:color w:val="16A34A"/>
-                <w:sz w:val="16"/>
-              </w:rPr>
-              <w:t>s00q27, s01q03a, s01q03b, s01q03c, s01q00b</w:t>
-            </w:r>
-          </w:p>
-        </w:tc>
-        <w:tc>
-          <w:tcPr>
-            <w:tcW w:type="dxa" w:w="1191"/>
-          </w:tcPr>
-          <w:p>
-            <w:r>
-              <w:rPr>
-                <w:b w:val="0"/>
-                <w:i w:val="0"/>
-                <w:color w:val="64748B"/>
-                <w:sz w:val="16"/>
-              </w:rPr>
-              <w:t>GT-CQ</w:t>
-            </w:r>
-          </w:p>
-        </w:tc>
-        <w:tc>
-          <w:tcPr>
-            <w:tcW w:type="dxa" w:w="4706"/>
-          </w:tcPr>
-          <w:p>
-            <w:r>
-              <w:rPr>
-                <w:b w:val="0"/>
-                <w:i w:val="0"/>
-                <w:sz w:val="17"/>
-              </w:rPr>
-              <w:t>Les informations sur l'acte de naissance (ni Jours, ni mois et ni années) de  khady sogue  manquent, s'il vous plait pouvez-vous fournir d'effort pour avoir ces informations.</w:t>
-            </w:r>
-          </w:p>
-        </w:tc>
-      </w:tr>
-      <w:tr>
-        <w:tc>
-          <w:tcPr>
-            <w:tcW w:type="dxa" w:w="964"/>
-          </w:tcPr>
-          <w:p>
-            <w:r>
-              <w:rPr>
-                <w:b/>
-                <w:i w:val="0"/>
-                <w:color w:val="EA580C"/>
-                <w:sz w:val="16"/>
-              </w:rPr>
-              <w:t>Moyenne</w:t>
-            </w:r>
-          </w:p>
-        </w:tc>
-        <w:tc>
-          <w:tcPr>
-            <w:tcW w:type="dxa" w:w="1247"/>
-          </w:tcPr>
-          <w:p>
-            <w:r>
-              <w:rPr>
-                <w:b/>
-                <w:i w:val="0"/>
-                <w:sz w:val="16"/>
-              </w:rPr>
-              <w:t>S02</w:t>
-              <w:br/>
-            </w:r>
-            <w:r>
-              <w:rPr>
-                <w:b w:val="0"/>
-                <w:i w:val="0"/>
-                <w:color w:val="64748B"/>
-                <w:sz w:val="14"/>
-              </w:rPr>
-              <w:t>Éducation</w:t>
-            </w:r>
-          </w:p>
-        </w:tc>
-        <w:tc>
-          <w:tcPr>
-            <w:tcW w:type="dxa" w:w="1531"/>
-          </w:tcPr>
-          <w:p>
-            <w:r>
-              <w:rPr>
-                <w:b/>
-                <w:i w:val="0"/>
-                <w:color w:val="16A34A"/>
-                <w:sz w:val="16"/>
-              </w:rPr>
-              <w:t>—</w:t>
-            </w:r>
-          </w:p>
-        </w:tc>
-        <w:tc>
-          <w:tcPr>
-            <w:tcW w:type="dxa" w:w="1191"/>
-          </w:tcPr>
-          <w:p>
-            <w:r>
-              <w:rPr>
-                <w:b w:val="0"/>
-                <w:i w:val="0"/>
-                <w:color w:val="64748B"/>
-                <w:sz w:val="16"/>
-              </w:rPr>
-              <w:t>GT-CQ</w:t>
-            </w:r>
-          </w:p>
-        </w:tc>
-        <w:tc>
-          <w:tcPr>
-            <w:tcW w:type="dxa" w:w="4706"/>
-          </w:tcPr>
-          <w:p>
-            <w:r>
-              <w:rPr>
-                <w:b w:val="0"/>
-                <w:i w:val="0"/>
-                <w:sz w:val="17"/>
-              </w:rPr>
-              <w:t>veuillez, s'il vous plait, confirmer les frais de scolarité ( 1000 FCFA) payée de khady sogue avec le QG ou apporter les corrections nécessaires.</w:t>
-            </w:r>
-          </w:p>
-        </w:tc>
-      </w:tr>
-      <w:tr>
-        <w:tc>
-          <w:tcPr>
-            <w:tcW w:type="dxa" w:w="964"/>
-          </w:tcPr>
-          <w:p>
-            <w:r>
-              <w:rPr>
-                <w:b/>
-                <w:i w:val="0"/>
-                <w:color w:val="EA580C"/>
-                <w:sz w:val="16"/>
-              </w:rPr>
-              <w:t>Moyenne</w:t>
-            </w:r>
-          </w:p>
-        </w:tc>
-        <w:tc>
-          <w:tcPr>
-            <w:tcW w:type="dxa" w:w="1247"/>
-          </w:tcPr>
-          <w:p>
-            <w:r>
-              <w:rPr>
-                <w:b/>
-                <w:i w:val="0"/>
-                <w:sz w:val="16"/>
-              </w:rPr>
-              <w:t>S02</w:t>
-              <w:br/>
-            </w:r>
-            <w:r>
-              <w:rPr>
-                <w:b w:val="0"/>
-                <w:i w:val="0"/>
-                <w:color w:val="64748B"/>
-                <w:sz w:val="14"/>
-              </w:rPr>
-              <w:t>Éducation</w:t>
-            </w:r>
-          </w:p>
-        </w:tc>
-        <w:tc>
-          <w:tcPr>
-            <w:tcW w:type="dxa" w:w="1531"/>
-          </w:tcPr>
-          <w:p>
-            <w:r>
-              <w:rPr>
-                <w:b/>
-                <w:i w:val="0"/>
-                <w:color w:val="16A34A"/>
-                <w:sz w:val="16"/>
-              </w:rPr>
-              <w:t>—</w:t>
-            </w:r>
-          </w:p>
-        </w:tc>
-        <w:tc>
-          <w:tcPr>
-            <w:tcW w:type="dxa" w:w="1191"/>
-          </w:tcPr>
-          <w:p>
-            <w:r>
-              <w:rPr>
-                <w:b w:val="0"/>
-                <w:i w:val="0"/>
-                <w:color w:val="64748B"/>
-                <w:sz w:val="16"/>
-              </w:rPr>
-              <w:t>GT-CQ</w:t>
-            </w:r>
-          </w:p>
-        </w:tc>
-        <w:tc>
-          <w:tcPr>
-            <w:tcW w:type="dxa" w:w="4706"/>
-          </w:tcPr>
-          <w:p>
-            <w:r>
-              <w:rPr>
-                <w:b w:val="0"/>
-                <w:i w:val="0"/>
-                <w:sz w:val="17"/>
-              </w:rPr>
-              <w:t>veuillez, s'il vous plait, confirmer les frais de scolarité ( 11000 FCFA) payée de MOUHAMED seck avec le QG ou apporter les corrections nécessaires.</w:t>
-            </w:r>
-          </w:p>
-        </w:tc>
-      </w:tr>
-      <w:tr>
-        <w:tc>
-          <w:tcPr>
-            <w:tcW w:type="dxa" w:w="964"/>
-          </w:tcPr>
-          <w:p>
-            <w:r>
-              <w:rPr>
-                <w:b/>
-                <w:i w:val="0"/>
-                <w:color w:val="EA580C"/>
-                <w:sz w:val="16"/>
-              </w:rPr>
-              <w:t>Moyenne</w:t>
-            </w:r>
-          </w:p>
-        </w:tc>
-        <w:tc>
-          <w:tcPr>
-            <w:tcW w:type="dxa" w:w="1247"/>
-          </w:tcPr>
-          <w:p>
-            <w:r>
-              <w:rPr>
-                <w:b/>
-                <w:i w:val="0"/>
-                <w:sz w:val="16"/>
-              </w:rPr>
-              <w:t>S02</w:t>
-              <w:br/>
-            </w:r>
-            <w:r>
-              <w:rPr>
-                <w:b w:val="0"/>
-                <w:i w:val="0"/>
-                <w:color w:val="64748B"/>
-                <w:sz w:val="14"/>
-              </w:rPr>
-              <w:t>Éducation</w:t>
-            </w:r>
-          </w:p>
-        </w:tc>
-        <w:tc>
-          <w:tcPr>
-            <w:tcW w:type="dxa" w:w="1531"/>
-          </w:tcPr>
-          <w:p>
-            <w:r>
-              <w:rPr>
-                <w:b/>
-                <w:i w:val="0"/>
-                <w:color w:val="16A34A"/>
-                <w:sz w:val="16"/>
-              </w:rPr>
-              <w:t>s01q47__7, s02q24, s01q00b, s02q17_2, s02q15_2</w:t>
-            </w:r>
-          </w:p>
-        </w:tc>
-        <w:tc>
-          <w:tcPr>
-            <w:tcW w:type="dxa" w:w="1191"/>
-          </w:tcPr>
-          <w:p>
-            <w:r>
-              <w:rPr>
-                <w:b w:val="0"/>
-                <w:i w:val="0"/>
-                <w:color w:val="64748B"/>
-                <w:sz w:val="16"/>
-              </w:rPr>
-              <w:t>GT-CQ</w:t>
-            </w:r>
-          </w:p>
-        </w:tc>
-        <w:tc>
-          <w:tcPr>
-            <w:tcW w:type="dxa" w:w="4706"/>
-          </w:tcPr>
-          <w:p>
-            <w:r>
-              <w:rPr>
-                <w:b w:val="0"/>
-                <w:i w:val="0"/>
-                <w:sz w:val="17"/>
-              </w:rPr>
-              <w:t>Le montant des frais pour les cahiers et autres matériels scolaires pour l'année scolaire de MOUHAMED seck qui fréquente 1ére année de Maternelle  est de 0 FCFA, MOUHAMED seck a fait comment pour payer ces cahiers et autres matériels scolaires (SAC, stylo, craie, ardoise, crayon...) ? prière de corriger.</w:t>
-            </w:r>
-          </w:p>
-        </w:tc>
-      </w:tr>
-      <w:tr>
-        <w:tc>
-          <w:tcPr>
-            <w:tcW w:type="dxa" w:w="964"/>
-          </w:tcPr>
-          <w:p>
-            <w:r>
-              <w:rPr>
-                <w:b/>
-                <w:i w:val="0"/>
-                <w:color w:val="EA580C"/>
-                <w:sz w:val="16"/>
-              </w:rPr>
-              <w:t>Moyenne</w:t>
-            </w:r>
-          </w:p>
-        </w:tc>
-        <w:tc>
-          <w:tcPr>
-            <w:tcW w:type="dxa" w:w="1247"/>
-          </w:tcPr>
-          <w:p>
-            <w:r>
-              <w:rPr>
-                <w:b/>
-                <w:i w:val="0"/>
-                <w:sz w:val="16"/>
-              </w:rPr>
-              <w:t>S02</w:t>
-              <w:br/>
-            </w:r>
-            <w:r>
-              <w:rPr>
-                <w:b w:val="0"/>
-                <w:i w:val="0"/>
-                <w:color w:val="64748B"/>
-                <w:sz w:val="14"/>
-              </w:rPr>
-              <w:t>Éducation</w:t>
-            </w:r>
-          </w:p>
-        </w:tc>
-        <w:tc>
-          <w:tcPr>
-            <w:tcW w:type="dxa" w:w="1531"/>
-          </w:tcPr>
-          <w:p>
-            <w:r>
-              <w:rPr>
-                <w:b/>
-                <w:i w:val="0"/>
-                <w:color w:val="16A34A"/>
-                <w:sz w:val="16"/>
-              </w:rPr>
-              <w:t>—</w:t>
-            </w:r>
-          </w:p>
-        </w:tc>
-        <w:tc>
-          <w:tcPr>
-            <w:tcW w:type="dxa" w:w="1191"/>
-          </w:tcPr>
-          <w:p>
-            <w:r>
-              <w:rPr>
-                <w:b w:val="0"/>
-                <w:i w:val="0"/>
-                <w:color w:val="64748B"/>
-                <w:sz w:val="16"/>
-              </w:rPr>
-              <w:t>GT-CQ</w:t>
-            </w:r>
-          </w:p>
-        </w:tc>
-        <w:tc>
-          <w:tcPr>
-            <w:tcW w:type="dxa" w:w="4706"/>
-          </w:tcPr>
-          <w:p>
-            <w:r>
-              <w:rPr>
-                <w:b w:val="0"/>
-                <w:i w:val="0"/>
-                <w:sz w:val="17"/>
-              </w:rPr>
-              <w:t>veuillez, s'il vous plait, confirmer les frais de scolarité ( 1000 FCFA) payée de MAGUETTE sall avec le QG ou apporter les corrections nécessaires.</w:t>
             </w:r>
           </w:p>
         </w:tc>
@@ -3244,7 +1894,7 @@
                 <w:color w:val="16A34A"/>
                 <w:sz w:val="16"/>
               </w:rPr>
-              <w:t>—</w:t>
+              <w:t>s01q47__7, s02q24, s01q00b, s02q17_2, s02q15_2</w:t>
             </w:r>
           </w:p>
         </w:tc>
@@ -3275,7 +1925,7 @@
                 <w:i w:val="0"/>
                 <w:sz w:val="17"/>
               </w:rPr>
-              <w:t>veuillez, s'il vous plait, confirmer les frais de scolarité ( 1000 FCFA) payée de TALLA seck avec le QG ou apporter les corrections nécessaires.</w:t>
+              <w:t>Le montant des frais pour les cahiers et autres matériels scolaires pour l'année scolaire de MOUHAMED seck qui fréquente 1ére année de Maternelle  est de 0 FCFA, MOUHAMED seck a fait comment pour payer ces cahiers et autres matériels scolaires (SAC, stylo, craie, ardoise, crayon...) ? prière de corriger.</w:t>
             </w:r>
           </w:p>
         </w:tc>
@@ -3906,96 +2556,6 @@
                 <w:sz w:val="17"/>
               </w:rPr>
               <w:t>Le montant dépensé de L'entreprise VENTE DE FRUIT pour l'achat de ces marchandises revendues en état, sans transformation ne peut être supérieur aux montants obtenus sur la revente de marchandises achetées et revendues en état au cours des 30 derniers jours ou durant le dernier mois où l'entreprise a fonctionné (s10q47 &gt; s10q46), prière de corriger.</w:t>
-            </w:r>
-          </w:p>
-        </w:tc>
-      </w:tr>
-      <w:tr>
-        <w:tc>
-          <w:tcPr>
-            <w:tcW w:type="dxa" w:w="964"/>
-          </w:tcPr>
-          <w:p>
-            <w:r>
-              <w:rPr>
-                <w:b/>
-                <w:i w:val="0"/>
-                <w:color w:val="EA580C"/>
-                <w:sz w:val="16"/>
-              </w:rPr>
-              <w:t>Moyenne</w:t>
-            </w:r>
-          </w:p>
-        </w:tc>
-        <w:tc>
-          <w:tcPr>
-            <w:tcW w:type="dxa" w:w="1247"/>
-          </w:tcPr>
-          <w:p>
-            <w:r>
-              <w:rPr>
-                <w:b/>
-                <w:i w:val="0"/>
-                <w:sz w:val="16"/>
-              </w:rPr>
-              <w:t>S13</w:t>
-              <w:br/>
-            </w:r>
-            <w:r>
-              <w:rPr>
-                <w:b w:val="0"/>
-                <w:i w:val="0"/>
-                <w:color w:val="64748B"/>
-                <w:sz w:val="14"/>
-              </w:rPr>
-              <w:t>Transferts</w:t>
-            </w:r>
-          </w:p>
-        </w:tc>
-        <w:tc>
-          <w:tcPr>
-            <w:tcW w:type="dxa" w:w="1531"/>
-          </w:tcPr>
-          <w:p>
-            <w:r>
-              <w:rPr>
-                <w:b/>
-                <w:i w:val="0"/>
-                <w:color w:val="16A34A"/>
-                <w:sz w:val="16"/>
-              </w:rPr>
-              <w:t>s00q07a, s00q08, s00q10, s00q13_0, s00q15_0, s00q17_0, s00q23a, s00q23b</w:t>
-            </w:r>
-          </w:p>
-        </w:tc>
-        <w:tc>
-          <w:tcPr>
-            <w:tcW w:type="dxa" w:w="1191"/>
-          </w:tcPr>
-          <w:p>
-            <w:r>
-              <w:rPr>
-                <w:b w:val="0"/>
-                <w:i w:val="0"/>
-                <w:color w:val="64748B"/>
-                <w:sz w:val="16"/>
-              </w:rPr>
-              <w:t>GT-CQ</w:t>
-            </w:r>
-          </w:p>
-        </w:tc>
-        <w:tc>
-          <w:tcPr>
-            <w:tcW w:type="dxa" w:w="4706"/>
-          </w:tcPr>
-          <w:p>
-            <w:r>
-              <w:rPr>
-                <w:b w:val="0"/>
-                <w:i w:val="0"/>
-                <w:sz w:val="17"/>
-              </w:rPr>
-              <w:t>L'enquêteur prière de fournir d'effort pour avoir le niveau d'étude et l'âge de celui qui a envoyé/donné de l'argent dans la section 13a (Transfert reçu).</w:t>
             </w:r>
           </w:p>
         </w:tc>
